--- a/docs/prd/CeolX_PRD_v1.6.docx
+++ b/docs/prd/CeolX_PRD_v1.6.docx
@@ -13036,7 +13036,20 @@
           <w:sz w:val="22"/>
           <w:szCs w:val="22"/>
         </w:rPr>
-        <w:t xml:space="preserve">Past events remain visible on the creator's profile page under a 'Past Events' section.</w:t>
+        <w:t>Past events that have naturally elapsed (their date has passed) remain visible on the creator's profile page under a 'Past Events' section.</w:t>
+      </w:r>
+    </w:p>
+    <w:p>
+      <w:pPr>
+        <w:pStyle w:val="ListParagraph"/>
+        <w:numPr>
+          <w:ilvl w:val="0"/>
+          <w:numId w:val="2"/>
+        </w:numPr>
+        <w:spacing w:after="40" w:before="40"/>
+      </w:pPr>
+      <w:r>
+        <w:t>Delete vs Archive (Asana 1216029058657584, 25/06/2026): When a creator deletes an event it is soft-archived (status: archived) and must disappear completely from every surface and for every persona — venue/artist profile, collections, search, saved, and feed/map. A deleted event is never shown to anyone, including the creator. This is distinct from natural archival when an event's date passes, which keeps the event under 'Past Events'.</w:t>
       </w:r>
     </w:p>
     <w:p>
